--- a/backend/data/samples/resumes/choi_resume.docx
+++ b/backend/data/samples/resumes/choi_resume.docx
@@ -811,7 +811,7 @@
   <w:docDefaults>
     <w:rPrDefault>
       <w:rPr>
-        <w:rFonts w:asciiTheme="minorHAnsi" w:eastAsiaTheme="minorEastAsia" w:hAnsiTheme="minorHAnsi" w:cstheme="minorBidi"/>
+        <w:rFonts w:ascii="맑은 고딕" w:hAnsi="맑은 고딕" w:eastAsia="맑은 고딕" w:cs="맑은 고딕"/>
         <w:sz w:val="22"/>
         <w:szCs w:val="22"/>
         <w:lang w:val="en-US" w:eastAsia="en-US" w:bidi="ar-SA"/>
@@ -966,6 +966,9 @@
     <w:name w:val="Normal"/>
     <w:qFormat/>
     <w:rsid w:val="00FC693F"/>
+    <w:rPr>
+      <w:rFonts w:ascii="맑은 고딕" w:hAnsi="맑은 고딕" w:eastAsia="맑은 고딕" w:cs="맑은 고딕"/>
+    </w:rPr>
   </w:style>
   <w:style w:type="paragraph" w:styleId="Header">
     <w:name w:val="header"/>
@@ -1026,7 +1029,7 @@
       <w:outlineLvl w:val="0"/>
     </w:pPr>
     <w:rPr>
-      <w:rFonts w:asciiTheme="majorHAnsi" w:eastAsiaTheme="majorEastAsia" w:hAnsiTheme="majorHAnsi" w:cstheme="majorBidi"/>
+      <w:rFonts w:ascii="맑은 고딕" w:hAnsi="맑은 고딕" w:eastAsia="맑은 고딕" w:cs="맑은 고딕"/>
       <w:b/>
       <w:bCs/>
       <w:color w:val="365F91" w:themeColor="accent1" w:themeShade="BF"/>
@@ -1050,7 +1053,7 @@
       <w:outlineLvl w:val="1"/>
     </w:pPr>
     <w:rPr>
-      <w:rFonts w:asciiTheme="majorHAnsi" w:eastAsiaTheme="majorEastAsia" w:hAnsiTheme="majorHAnsi" w:cstheme="majorBidi"/>
+      <w:rFonts w:ascii="맑은 고딕" w:hAnsi="맑은 고딕" w:eastAsia="맑은 고딕" w:cs="맑은 고딕"/>
       <w:b/>
       <w:bCs/>
       <w:color w:val="4F81BD" w:themeColor="accent1"/>
@@ -1910,6 +1913,9 @@
     <w:pPr>
       <w:spacing w:after="0" w:line="240" w:lineRule="auto"/>
     </w:pPr>
+    <w:rPr>
+      <w:rFonts w:ascii="맑은 고딕" w:hAnsi="맑은 고딕" w:eastAsia="맑은 고딕" w:cs="맑은 고딕"/>
+    </w:rPr>
     <w:tblPr>
       <w:tblInd w:w="0" w:type="dxa"/>
       <w:tblBorders>

--- a/backend/data/samples/resumes/choi_resume.docx
+++ b/backend/data/samples/resumes/choi_resume.docx
@@ -7,7 +7,7 @@
         <w:pStyle w:val="Heading1"/>
       </w:pPr>
       <w:r>
-        <w:t>이력서 - 시설관리 경력 이력서 (2026년 고침)</w:t>
+        <w:t>이력서 - 웹 개발 경력 이력서 (2026년 고침)</w:t>
       </w:r>
     </w:p>
     <w:p>
@@ -197,7 +197,7 @@
           </w:tcPr>
           <w:p>
             <w:r>
-              <w:t>1975.03 ~ 1978.02</w:t>
+              <w:t>1978.03 ~ 1985.02</w:t>
             </w:r>
           </w:p>
         </w:tc>
@@ -207,7 +207,7 @@
           </w:tcPr>
           <w:p>
             <w:r>
-              <w:t>OO고등학교</w:t>
+              <w:t>OO대학교 전자계산학과</w:t>
             </w:r>
           </w:p>
         </w:tc>
@@ -292,7 +292,7 @@
           </w:tcPr>
           <w:p>
             <w:r>
-              <w:t>2019.06 ~ 2026.10</w:t>
+              <w:t>2022.07 ~ 2026.10</w:t>
             </w:r>
           </w:p>
         </w:tc>
@@ -302,7 +302,7 @@
           </w:tcPr>
           <w:p>
             <w:r>
-              <w:t>OO빌딩 관리단</w:t>
+              <w:t>OO에이전시</w:t>
             </w:r>
           </w:p>
         </w:tc>
@@ -312,7 +312,7 @@
           </w:tcPr>
           <w:p>
             <w:r>
-              <w:t>시설주임</w:t>
+              <w:t>책임</w:t>
             </w:r>
           </w:p>
         </w:tc>
@@ -322,7 +322,7 @@
           </w:tcPr>
           <w:p>
             <w:r>
-              <w:t>빌딩 전기·소방 설비 점검, 공사 입회</w:t>
+              <w:t>기업 홈페이지 개발·유지보수</w:t>
             </w:r>
           </w:p>
         </w:tc>
@@ -334,7 +334,7 @@
           </w:tcPr>
           <w:p>
             <w:r>
-              <w:t>2010.03 ~ 2019.04</w:t>
+              <w:t>2005.03 ~ 2019.04</w:t>
             </w:r>
           </w:p>
         </w:tc>
@@ -344,7 +344,7 @@
           </w:tcPr>
           <w:p>
             <w:r>
-              <w:t>OO아파트 관리사무소</w:t>
+              <w:t>OO웹솔루션</w:t>
             </w:r>
           </w:p>
         </w:tc>
@@ -354,7 +354,7 @@
           </w:tcPr>
           <w:p>
             <w:r>
-              <w:t>시설기사</w:t>
+              <w:t>과장</w:t>
             </w:r>
           </w:p>
         </w:tc>
@@ -364,7 +364,7 @@
           </w:tcPr>
           <w:p>
             <w:r>
-              <w:t>전기·설비 점검, 보수 작업</w:t>
+              <w:t>웹사이트 개발·유지보수</w:t>
             </w:r>
           </w:p>
         </w:tc>
@@ -428,7 +428,7 @@
           </w:tcPr>
           <w:p>
             <w:r>
-              <w:t>전기기능사</w:t>
+              <w:t>정보처리기사</w:t>
             </w:r>
           </w:p>
         </w:tc>
@@ -448,7 +448,7 @@
           </w:tcPr>
           <w:p>
             <w:r>
-              <w:t>2009.11.20</w:t>
+              <w:t>1998.11.15</w:t>
             </w:r>
           </w:p>
         </w:tc>
@@ -460,7 +460,7 @@
           </w:tcPr>
           <w:p>
             <w:r>
-              <w:t>소방안전관리자 2급</w:t>
+              <w:t>웹디자인기능사</w:t>
             </w:r>
           </w:p>
         </w:tc>
@@ -470,7 +470,7 @@
           </w:tcPr>
           <w:p>
             <w:r>
-              <w:t>한국소방안전원</w:t>
+              <w:t>한국산업인력공단</w:t>
             </w:r>
           </w:p>
         </w:tc>
@@ -480,7 +480,7 @@
           </w:tcPr>
           <w:p>
             <w:r>
-              <w:t>2020.07.15</w:t>
+              <w:t>2021.06.18</w:t>
             </w:r>
           </w:p>
         </w:tc>
@@ -543,7 +543,7 @@
           </w:tcPr>
           <w:p>
             <w:r>
-              <w:t>시설관리</w:t>
+              <w:t>웹 개발자</w:t>
             </w:r>
           </w:p>
         </w:tc>
